--- a/6-过程管理/流程制度规范类文件/060101-过程框架设计管理制度.docx
+++ b/6-过程管理/流程制度规范类文件/060101-过程框架设计管理制度.docx
@@ -7,11 +7,23 @@
         <w:pStyle w:val="35"/>
         <w:bidi w:val="0"/>
         <w:rPr>
-          <w:rFonts w:hint="default"/>
-          <w:lang w:val="en-US" w:eastAsia="zh-CN"/>
-        </w:rPr>
-      </w:pPr>
-      <w:bookmarkStart w:id="0" w:name="_Toc26812"/>
+          <w:rFonts w:hint="eastAsia"/>
+          <w:lang w:val="en-US" w:eastAsia="zh-CN"/>
+        </w:rPr>
+      </w:pPr>
+      <w:bookmarkStart w:id="0" w:name="_Toc19130"/>
+    </w:p>
+    <w:p>
+      <w:pPr>
+        <w:pStyle w:val="35"/>
+        <w:bidi w:val="0"/>
+        <w:rPr>
+          <w:rFonts w:hint="default"/>
+          <w:lang w:val="en-US" w:eastAsia="zh-CN"/>
+        </w:rPr>
+      </w:pPr>
+      <w:bookmarkStart w:id="16" w:name="_GoBack"/>
+      <w:bookmarkEnd w:id="16"/>
       <w:r>
         <w:rPr>
           <w:rFonts w:hint="eastAsia"/>
@@ -26,7 +38,7 @@
         <w:pStyle w:val="36"/>
         <w:bidi w:val="0"/>
       </w:pPr>
-      <w:bookmarkStart w:id="1" w:name="_Toc30755"/>
+      <w:bookmarkStart w:id="1" w:name="_Toc11825"/>
       <w:r>
         <w:t>甘肃国邦信息科技有限公司</w:t>
       </w:r>
@@ -103,7 +115,7 @@
           <w:szCs w:val="21"/>
         </w:rPr>
       </w:pPr>
-      <w:bookmarkStart w:id="2" w:name="_Toc29895"/>
+      <w:bookmarkStart w:id="2" w:name="_Toc9450"/>
       <w:r>
         <w:rPr>
           <w:rFonts w:ascii="宋体" w:hAnsi="宋体" w:eastAsia="宋体" w:cs="宋体"/>
@@ -946,8 +958,6 @@
               <w:tab w:val="right" w:leader="dot" w:pos="8306"/>
             </w:tabs>
           </w:pPr>
-          <w:bookmarkStart w:id="16" w:name="_GoBack"/>
-          <w:bookmarkEnd w:id="16"/>
           <w:r>
             <w:rPr>
               <w:rFonts w:hint="default"/>
@@ -984,7 +994,7 @@
               <w:rFonts w:hint="default"/>
               <w:lang w:val="en-US" w:eastAsia="zh-CN"/>
             </w:rPr>
-            <w:instrText xml:space="preserve"> HYPERLINK \l _Toc26812 </w:instrText>
+            <w:instrText xml:space="preserve"> HYPERLINK \l _Toc19130 </w:instrText>
           </w:r>
           <w:r>
             <w:rPr>
@@ -1007,7 +1017,7 @@
             <w:fldChar w:fldCharType="begin"/>
           </w:r>
           <w:r>
-            <w:instrText xml:space="preserve"> PAGEREF _Toc26812 \h </w:instrText>
+            <w:instrText xml:space="preserve"> PAGEREF _Toc19130 \h </w:instrText>
           </w:r>
           <w:r>
             <w:fldChar w:fldCharType="separate"/>
@@ -1045,7 +1055,7 @@
               <w:rFonts w:hint="default"/>
               <w:lang w:val="en-US" w:eastAsia="zh-CN"/>
             </w:rPr>
-            <w:instrText xml:space="preserve"> HYPERLINK \l _Toc30755 </w:instrText>
+            <w:instrText xml:space="preserve"> HYPERLINK \l _Toc11825 </w:instrText>
           </w:r>
           <w:r>
             <w:rPr>
@@ -1064,7 +1074,7 @@
             <w:fldChar w:fldCharType="begin"/>
           </w:r>
           <w:r>
-            <w:instrText xml:space="preserve"> PAGEREF _Toc30755 \h </w:instrText>
+            <w:instrText xml:space="preserve"> PAGEREF _Toc11825 \h </w:instrText>
           </w:r>
           <w:r>
             <w:fldChar w:fldCharType="separate"/>
@@ -1102,7 +1112,7 @@
               <w:rFonts w:hint="default"/>
               <w:lang w:val="en-US" w:eastAsia="zh-CN"/>
             </w:rPr>
-            <w:instrText xml:space="preserve"> HYPERLINK \l _Toc29895 </w:instrText>
+            <w:instrText xml:space="preserve"> HYPERLINK \l _Toc9450 </w:instrText>
           </w:r>
           <w:r>
             <w:rPr>
@@ -1126,7 +1136,7 @@
             <w:fldChar w:fldCharType="begin"/>
           </w:r>
           <w:r>
-            <w:instrText xml:space="preserve"> PAGEREF _Toc29895 \h </w:instrText>
+            <w:instrText xml:space="preserve"> PAGEREF _Toc9450 \h </w:instrText>
           </w:r>
           <w:r>
             <w:fldChar w:fldCharType="separate"/>
@@ -1164,7 +1174,7 @@
               <w:rFonts w:hint="default"/>
               <w:lang w:val="en-US" w:eastAsia="zh-CN"/>
             </w:rPr>
-            <w:instrText xml:space="preserve"> HYPERLINK \l _Toc21447 </w:instrText>
+            <w:instrText xml:space="preserve"> HYPERLINK \l _Toc6483 </w:instrText>
           </w:r>
           <w:r>
             <w:rPr>
@@ -1187,7 +1197,7 @@
             <w:fldChar w:fldCharType="begin"/>
           </w:r>
           <w:r>
-            <w:instrText xml:space="preserve"> PAGEREF _Toc21447 \h </w:instrText>
+            <w:instrText xml:space="preserve"> PAGEREF _Toc6483 \h </w:instrText>
           </w:r>
           <w:r>
             <w:fldChar w:fldCharType="separate"/>
@@ -1225,7 +1235,7 @@
               <w:rFonts w:hint="default"/>
               <w:lang w:val="en-US" w:eastAsia="zh-CN"/>
             </w:rPr>
-            <w:instrText xml:space="preserve"> HYPERLINK \l _Toc30642 </w:instrText>
+            <w:instrText xml:space="preserve"> HYPERLINK \l _Toc16010 </w:instrText>
           </w:r>
           <w:r>
             <w:rPr>
@@ -1248,7 +1258,7 @@
             <w:fldChar w:fldCharType="begin"/>
           </w:r>
           <w:r>
-            <w:instrText xml:space="preserve"> PAGEREF _Toc30642 \h </w:instrText>
+            <w:instrText xml:space="preserve"> PAGEREF _Toc16010 \h </w:instrText>
           </w:r>
           <w:r>
             <w:fldChar w:fldCharType="separate"/>
@@ -1286,7 +1296,7 @@
               <w:rFonts w:hint="default"/>
               <w:lang w:val="en-US" w:eastAsia="zh-CN"/>
             </w:rPr>
-            <w:instrText xml:space="preserve"> HYPERLINK \l _Toc18973 </w:instrText>
+            <w:instrText xml:space="preserve"> HYPERLINK \l _Toc25348 </w:instrText>
           </w:r>
           <w:r>
             <w:rPr>
@@ -1309,7 +1319,7 @@
             <w:fldChar w:fldCharType="begin"/>
           </w:r>
           <w:r>
-            <w:instrText xml:space="preserve"> PAGEREF _Toc18973 \h </w:instrText>
+            <w:instrText xml:space="preserve"> PAGEREF _Toc25348 \h </w:instrText>
           </w:r>
           <w:r>
             <w:fldChar w:fldCharType="separate"/>
@@ -1347,7 +1357,7 @@
               <w:rFonts w:hint="default"/>
               <w:lang w:val="en-US" w:eastAsia="zh-CN"/>
             </w:rPr>
-            <w:instrText xml:space="preserve"> HYPERLINK \l _Toc21893 </w:instrText>
+            <w:instrText xml:space="preserve"> HYPERLINK \l _Toc9959 </w:instrText>
           </w:r>
           <w:r>
             <w:rPr>
@@ -1377,7 +1387,7 @@
             <w:fldChar w:fldCharType="begin"/>
           </w:r>
           <w:r>
-            <w:instrText xml:space="preserve"> PAGEREF _Toc21893 \h </w:instrText>
+            <w:instrText xml:space="preserve"> PAGEREF _Toc9959 \h </w:instrText>
           </w:r>
           <w:r>
             <w:fldChar w:fldCharType="separate"/>
@@ -1415,7 +1425,7 @@
               <w:rFonts w:hint="default"/>
               <w:lang w:val="en-US" w:eastAsia="zh-CN"/>
             </w:rPr>
-            <w:instrText xml:space="preserve"> HYPERLINK \l _Toc13254 </w:instrText>
+            <w:instrText xml:space="preserve"> HYPERLINK \l _Toc15929 </w:instrText>
           </w:r>
           <w:r>
             <w:rPr>
@@ -1452,7 +1462,7 @@
             <w:fldChar w:fldCharType="begin"/>
           </w:r>
           <w:r>
-            <w:instrText xml:space="preserve"> PAGEREF _Toc13254 \h </w:instrText>
+            <w:instrText xml:space="preserve"> PAGEREF _Toc15929 \h </w:instrText>
           </w:r>
           <w:r>
             <w:fldChar w:fldCharType="separate"/>
@@ -1490,7 +1500,7 @@
               <w:rFonts w:hint="default"/>
               <w:lang w:val="en-US" w:eastAsia="zh-CN"/>
             </w:rPr>
-            <w:instrText xml:space="preserve"> HYPERLINK \l _Toc15940 </w:instrText>
+            <w:instrText xml:space="preserve"> HYPERLINK \l _Toc10876 </w:instrText>
           </w:r>
           <w:r>
             <w:rPr>
@@ -1513,7 +1523,7 @@
             <w:fldChar w:fldCharType="begin"/>
           </w:r>
           <w:r>
-            <w:instrText xml:space="preserve"> PAGEREF _Toc15940 \h </w:instrText>
+            <w:instrText xml:space="preserve"> PAGEREF _Toc10876 \h </w:instrText>
           </w:r>
           <w:r>
             <w:fldChar w:fldCharType="separate"/>
@@ -1551,7 +1561,7 @@
               <w:rFonts w:hint="default"/>
               <w:lang w:val="en-US" w:eastAsia="zh-CN"/>
             </w:rPr>
-            <w:instrText xml:space="preserve"> HYPERLINK \l _Toc31477 </w:instrText>
+            <w:instrText xml:space="preserve"> HYPERLINK \l _Toc32122 </w:instrText>
           </w:r>
           <w:r>
             <w:rPr>
@@ -1574,7 +1584,7 @@
             <w:fldChar w:fldCharType="begin"/>
           </w:r>
           <w:r>
-            <w:instrText xml:space="preserve"> PAGEREF _Toc31477 \h </w:instrText>
+            <w:instrText xml:space="preserve"> PAGEREF _Toc32122 \h </w:instrText>
           </w:r>
           <w:r>
             <w:fldChar w:fldCharType="separate"/>
@@ -1612,7 +1622,7 @@
               <w:rFonts w:hint="default"/>
               <w:lang w:val="en-US" w:eastAsia="zh-CN"/>
             </w:rPr>
-            <w:instrText xml:space="preserve"> HYPERLINK \l _Toc3223 </w:instrText>
+            <w:instrText xml:space="preserve"> HYPERLINK \l _Toc29152 </w:instrText>
           </w:r>
           <w:r>
             <w:rPr>
@@ -1635,7 +1645,7 @@
             <w:fldChar w:fldCharType="begin"/>
           </w:r>
           <w:r>
-            <w:instrText xml:space="preserve"> PAGEREF _Toc3223 \h </w:instrText>
+            <w:instrText xml:space="preserve"> PAGEREF _Toc29152 \h </w:instrText>
           </w:r>
           <w:r>
             <w:fldChar w:fldCharType="separate"/>
@@ -1673,7 +1683,7 @@
               <w:rFonts w:hint="default"/>
               <w:lang w:val="en-US" w:eastAsia="zh-CN"/>
             </w:rPr>
-            <w:instrText xml:space="preserve"> HYPERLINK \l _Toc11269 </w:instrText>
+            <w:instrText xml:space="preserve"> HYPERLINK \l _Toc28287 </w:instrText>
           </w:r>
           <w:r>
             <w:rPr>
@@ -1696,7 +1706,7 @@
             <w:fldChar w:fldCharType="begin"/>
           </w:r>
           <w:r>
-            <w:instrText xml:space="preserve"> PAGEREF _Toc11269 \h </w:instrText>
+            <w:instrText xml:space="preserve"> PAGEREF _Toc28287 \h </w:instrText>
           </w:r>
           <w:r>
             <w:fldChar w:fldCharType="separate"/>
@@ -1734,7 +1744,7 @@
               <w:rFonts w:hint="default"/>
               <w:lang w:val="en-US" w:eastAsia="zh-CN"/>
             </w:rPr>
-            <w:instrText xml:space="preserve"> HYPERLINK \l _Toc3695 </w:instrText>
+            <w:instrText xml:space="preserve"> HYPERLINK \l _Toc17758 </w:instrText>
           </w:r>
           <w:r>
             <w:rPr>
@@ -1757,7 +1767,7 @@
             <w:fldChar w:fldCharType="begin"/>
           </w:r>
           <w:r>
-            <w:instrText xml:space="preserve"> PAGEREF _Toc3695 \h </w:instrText>
+            <w:instrText xml:space="preserve"> PAGEREF _Toc17758 \h </w:instrText>
           </w:r>
           <w:r>
             <w:fldChar w:fldCharType="separate"/>
@@ -1795,7 +1805,7 @@
               <w:rFonts w:hint="default"/>
               <w:lang w:val="en-US" w:eastAsia="zh-CN"/>
             </w:rPr>
-            <w:instrText xml:space="preserve"> HYPERLINK \l _Toc11266 </w:instrText>
+            <w:instrText xml:space="preserve"> HYPERLINK \l _Toc3064 </w:instrText>
           </w:r>
           <w:r>
             <w:rPr>
@@ -1818,7 +1828,7 @@
             <w:fldChar w:fldCharType="begin"/>
           </w:r>
           <w:r>
-            <w:instrText xml:space="preserve"> PAGEREF _Toc11266 \h </w:instrText>
+            <w:instrText xml:space="preserve"> PAGEREF _Toc3064 \h </w:instrText>
           </w:r>
           <w:r>
             <w:fldChar w:fldCharType="separate"/>
@@ -1856,7 +1866,7 @@
               <w:rFonts w:hint="default"/>
               <w:lang w:val="en-US" w:eastAsia="zh-CN"/>
             </w:rPr>
-            <w:instrText xml:space="preserve"> HYPERLINK \l _Toc12294 </w:instrText>
+            <w:instrText xml:space="preserve"> HYPERLINK \l _Toc566 </w:instrText>
           </w:r>
           <w:r>
             <w:rPr>
@@ -1879,7 +1889,7 @@
             <w:fldChar w:fldCharType="begin"/>
           </w:r>
           <w:r>
-            <w:instrText xml:space="preserve"> PAGEREF _Toc12294 \h </w:instrText>
+            <w:instrText xml:space="preserve"> PAGEREF _Toc566 \h </w:instrText>
           </w:r>
           <w:r>
             <w:fldChar w:fldCharType="separate"/>
@@ -1917,7 +1927,7 @@
               <w:rFonts w:hint="default"/>
               <w:lang w:val="en-US" w:eastAsia="zh-CN"/>
             </w:rPr>
-            <w:instrText xml:space="preserve"> HYPERLINK \l _Toc19507 </w:instrText>
+            <w:instrText xml:space="preserve"> HYPERLINK \l _Toc32334 </w:instrText>
           </w:r>
           <w:r>
             <w:rPr>
@@ -1940,7 +1950,7 @@
             <w:fldChar w:fldCharType="begin"/>
           </w:r>
           <w:r>
-            <w:instrText xml:space="preserve"> PAGEREF _Toc19507 \h </w:instrText>
+            <w:instrText xml:space="preserve"> PAGEREF _Toc32334 \h </w:instrText>
           </w:r>
           <w:r>
             <w:fldChar w:fldCharType="separate"/>
@@ -2009,7 +2019,7 @@
           <w:lang w:val="en-US" w:eastAsia="zh-CN"/>
         </w:rPr>
       </w:pPr>
-      <w:bookmarkStart w:id="3" w:name="_Toc21447"/>
+      <w:bookmarkStart w:id="3" w:name="_Toc6483"/>
       <w:r>
         <w:rPr>
           <w:rFonts w:hint="default"/>
@@ -2045,7 +2055,7 @@
           <w:lang w:val="en-US" w:eastAsia="zh-CN"/>
         </w:rPr>
       </w:pPr>
-      <w:bookmarkStart w:id="4" w:name="_Toc30642"/>
+      <w:bookmarkStart w:id="4" w:name="_Toc16010"/>
       <w:r>
         <w:rPr>
           <w:rFonts w:hint="default"/>
@@ -2081,7 +2091,7 @@
           <w:lang w:val="en-US" w:eastAsia="zh-CN"/>
         </w:rPr>
       </w:pPr>
-      <w:bookmarkStart w:id="5" w:name="_Toc18973"/>
+      <w:bookmarkStart w:id="5" w:name="_Toc25348"/>
       <w:r>
         <w:rPr>
           <w:rFonts w:hint="default"/>
@@ -2100,7 +2110,7 @@
           <w:lang w:val="en-US" w:eastAsia="zh-CN"/>
         </w:rPr>
       </w:pPr>
-      <w:bookmarkStart w:id="6" w:name="_Toc21893"/>
+      <w:bookmarkStart w:id="6" w:name="_Toc9959"/>
       <w:r>
         <w:rPr>
           <w:rFonts w:hint="eastAsia"/>
@@ -2170,7 +2180,7 @@
           <w:lang w:val="en-US" w:eastAsia="zh-CN"/>
         </w:rPr>
       </w:pPr>
-      <w:bookmarkStart w:id="7" w:name="_Toc13254"/>
+      <w:bookmarkStart w:id="7" w:name="_Toc15929"/>
       <w:r>
         <w:rPr>
           <w:rFonts w:hint="eastAsia"/>
@@ -2268,7 +2278,7 @@
           <w:lang w:val="en-US" w:eastAsia="zh-CN"/>
         </w:rPr>
       </w:pPr>
-      <w:bookmarkStart w:id="8" w:name="_Toc15940"/>
+      <w:bookmarkStart w:id="8" w:name="_Toc10876"/>
       <w:r>
         <w:rPr>
           <w:rFonts w:hint="default"/>
@@ -2287,7 +2297,7 @@
           <w:lang w:val="en-US" w:eastAsia="zh-CN"/>
         </w:rPr>
       </w:pPr>
-      <w:bookmarkStart w:id="9" w:name="_Toc31477"/>
+      <w:bookmarkStart w:id="9" w:name="_Toc32122"/>
       <w:r>
         <w:rPr>
           <w:rFonts w:hint="default"/>
@@ -2354,7 +2364,7 @@
           <w:lang w:val="en-US" w:eastAsia="zh-CN"/>
         </w:rPr>
       </w:pPr>
-      <w:bookmarkStart w:id="10" w:name="_Toc3223"/>
+      <w:bookmarkStart w:id="10" w:name="_Toc29152"/>
       <w:r>
         <w:rPr>
           <w:rFonts w:hint="default"/>
@@ -2397,7 +2407,7 @@
           <w:lang w:val="en-US" w:eastAsia="zh-CN"/>
         </w:rPr>
       </w:pPr>
-      <w:bookmarkStart w:id="11" w:name="_Toc11269"/>
+      <w:bookmarkStart w:id="11" w:name="_Toc28287"/>
       <w:r>
         <w:rPr>
           <w:rFonts w:hint="default"/>
@@ -2440,7 +2450,7 @@
           <w:lang w:val="en-US" w:eastAsia="zh-CN"/>
         </w:rPr>
       </w:pPr>
-      <w:bookmarkStart w:id="12" w:name="_Toc3695"/>
+      <w:bookmarkStart w:id="12" w:name="_Toc17758"/>
       <w:r>
         <w:rPr>
           <w:rFonts w:hint="default"/>
@@ -2483,7 +2493,7 @@
           <w:lang w:val="en-US" w:eastAsia="zh-CN"/>
         </w:rPr>
       </w:pPr>
-      <w:bookmarkStart w:id="13" w:name="_Toc11266"/>
+      <w:bookmarkStart w:id="13" w:name="_Toc3064"/>
       <w:r>
         <w:rPr>
           <w:rFonts w:hint="default"/>
@@ -2574,7 +2584,7 @@
           <w:lang w:val="en-US" w:eastAsia="zh-CN"/>
         </w:rPr>
       </w:pPr>
-      <w:bookmarkStart w:id="14" w:name="_Toc12294"/>
+      <w:bookmarkStart w:id="14" w:name="_Toc566"/>
       <w:r>
         <w:rPr>
           <w:rFonts w:hint="default"/>
@@ -3041,7 +3051,7 @@
           <w:lang w:val="en-US" w:eastAsia="zh-CN"/>
         </w:rPr>
       </w:pPr>
-      <w:bookmarkStart w:id="15" w:name="_Toc19507"/>
+      <w:bookmarkStart w:id="15" w:name="_Toc32334"/>
       <w:r>
         <w:rPr>
           <w:rFonts w:hint="default"/>
